--- a/docs/FX_Trading_Tracker_Deployment_Guide.docx
+++ b/docs/FX_Trading_Tracker_Deployment_Guide.docx
@@ -27,7 +27,7 @@
         <w:rPr>
           <w:sz w:val="16"/>
         </w:rPr>
-        <w:t>Generated: 2026-04-28 02:40 UTC</w:t>
+        <w:t>Generated: 2026-05-15 10:41 UTC</w:t>
         <w:br/>
         <w:t>Classification: CONFIDENTIAL</w:t>
       </w:r>

--- a/docs/FX_Trading_Tracker_Deployment_Guide.docx
+++ b/docs/FX_Trading_Tracker_Deployment_Guide.docx
@@ -27,7 +27,7 @@
         <w:rPr>
           <w:sz w:val="16"/>
         </w:rPr>
-        <w:t>Generated: 2026-05-15 10:41 UTC</w:t>
+        <w:t>Generated: 2026-05-16 03:43 UTC</w:t>
         <w:br/>
         <w:t>Classification: CONFIDENTIAL</w:t>
       </w:r>

--- a/docs/FX_Trading_Tracker_Deployment_Guide.docx
+++ b/docs/FX_Trading_Tracker_Deployment_Guide.docx
@@ -27,7 +27,7 @@
         <w:rPr>
           <w:sz w:val="16"/>
         </w:rPr>
-        <w:t>Generated: 2026-05-16 03:43 UTC</w:t>
+        <w:t>Generated: 2026-06-24 14:45 UTC</w:t>
         <w:br/>
         <w:t>Classification: CONFIDENTIAL</w:t>
       </w:r>

--- a/docs/FX_Trading_Tracker_Deployment_Guide.docx
+++ b/docs/FX_Trading_Tracker_Deployment_Guide.docx
@@ -27,7 +27,7 @@
         <w:rPr>
           <w:sz w:val="16"/>
         </w:rPr>
-        <w:t>Generated: 2026-06-24 14:45 UTC</w:t>
+        <w:t>Generated: 2026-09-11 14:52 UTC</w:t>
         <w:br/>
         <w:t>Classification: CONFIDENTIAL</w:t>
       </w:r>
@@ -1287,6 +1287,50 @@
           </w:p>
         </w:tc>
       </w:tr>
+      <w:tr>
+        <w:tc>
+          <w:tcPr>
+            <w:tcW w:type="dxa" w:w="3324"/>
+            <w:shd w:val="clear" w:color="auto" w:fill="f1f2f2"/>
+          </w:tcPr>
+          <w:p>
+            <w:r>
+              <w:rPr>
+                <w:sz w:val="15"/>
+              </w:rPr>
+              <w:t>System Admin</w:t>
+            </w:r>
+          </w:p>
+        </w:tc>
+        <w:tc>
+          <w:tcPr>
+            <w:tcW w:type="dxa" w:w="3324"/>
+            <w:shd w:val="clear" w:color="auto" w:fill="f1f2f2"/>
+          </w:tcPr>
+          <w:p>
+            <w:r>
+              <w:rPr>
+                <w:sz w:val="15"/>
+              </w:rPr>
+              <w:t>sysadmin@fxtracker.com</w:t>
+            </w:r>
+          </w:p>
+        </w:tc>
+        <w:tc>
+          <w:tcPr>
+            <w:tcW w:type="dxa" w:w="3324"/>
+            <w:shd w:val="clear" w:color="auto" w:fill="f1f2f2"/>
+          </w:tcPr>
+          <w:p>
+            <w:r>
+              <w:rPr>
+                <w:sz w:val="15"/>
+              </w:rPr>
+              <w:t>SysAdmin@123</w:t>
+            </w:r>
+          </w:p>
+        </w:tc>
+      </w:tr>
     </w:tbl>
     <w:p>
       <w:pPr>
